--- a/doc/validation/Greenhouse_Verification_and_Validation.docx
+++ b/doc/validation/Greenhouse_Verification_and_Validation.docx
@@ -526,16 +526,7 @@
                 <w:sz w:val="21"/>
                 <w:shd w:fill="81D41A" w:val="clear"/>
               </w:rPr>
-              <w:t>PASS</w:t>
-            </w:r>
-            <w:r>
-              <w:rPr>
-                <w:b/>
-                <w:color w:val="000000"/>
-                <w:sz w:val="21"/>
-                <w:shd w:fill="81D41A" w:val="clear"/>
-              </w:rPr>
-              <w:t>*</w:t>
+              <w:t>PASS*</w:t>
             </w:r>
           </w:p>
           <w:p>
@@ -2016,7 +2007,23 @@
                 <w:color w:val="000000"/>
                 <w:sz w:val="21"/>
               </w:rPr>
-              <w:t>The soil number on the small display does not explain whether the soil is dry or wet. Also, a recently received reading is not always a recently taken reading.</w:t>
+              <w:t xml:space="preserve">The soil number on the small display does not explain whether the soil is dry or wet. </w:t>
+            </w:r>
+            <w:r>
+              <w:rPr>
+                <w:color w:val="000000"/>
+                <w:sz w:val="21"/>
+                <w:u w:val="single"/>
+              </w:rPr>
+              <w:t xml:space="preserve">Also, a recently received reading is not always a recently taken reading. – </w:t>
+            </w:r>
+            <w:r>
+              <w:rPr>
+                <w:color w:val="000000"/>
+                <w:sz w:val="21"/>
+                <w:u w:val="single"/>
+              </w:rPr>
+              <w:t>igonre this</w:t>
             </w:r>
           </w:p>
         </w:tc>
@@ -2119,14 +2126,6 @@
                 <w:b/>
                 <w:color w:val="000000"/>
                 <w:sz w:val="21"/>
-              </w:rPr>
-              <w:t xml:space="preserve">EXPECTED </w:t>
-            </w:r>
-            <w:r>
-              <w:rPr>
-                <w:b/>
-                <w:color w:val="000000"/>
-                <w:sz w:val="21"/>
                 <w:shd w:fill="81D41A" w:val="clear"/>
               </w:rPr>
               <w:t>PASS</w:t>
@@ -2185,7 +2184,10 @@
               <w:pStyle w:val="Normal"/>
               <w:spacing w:lineRule="auto" w:line="240" w:before="0" w:after="60"/>
               <w:jc w:val="start"/>
-              <w:rPr/>
+              <w:rPr>
+                <w:color w:val="000000"/>
+                <w:sz w:val="21"/>
+              </w:rPr>
             </w:pPr>
             <w:r>
               <w:rPr>
@@ -2193,6 +2195,41 @@
                 <w:sz w:val="21"/>
               </w:rPr>
               <w:t>FR-01 to FR-04</w:t>
+            </w:r>
+          </w:p>
+          <w:p>
+            <w:pPr>
+              <w:pStyle w:val="Normal"/>
+              <w:spacing w:lineRule="auto" w:line="240" w:before="0" w:after="60"/>
+              <w:jc w:val="start"/>
+              <w:rPr>
+                <w:color w:val="000000"/>
+                <w:sz w:val="21"/>
+              </w:rPr>
+            </w:pPr>
+            <w:r>
+              <w:rPr>
+                <w:color w:val="000000"/>
+                <w:sz w:val="21"/>
+              </w:rPr>
+            </w:r>
+          </w:p>
+          <w:p>
+            <w:pPr>
+              <w:pStyle w:val="Normal"/>
+              <w:spacing w:lineRule="auto" w:line="240" w:before="0" w:after="60"/>
+              <w:jc w:val="start"/>
+              <w:rPr>
+                <w:color w:val="000000"/>
+                <w:sz w:val="21"/>
+              </w:rPr>
+            </w:pPr>
+            <w:r>
+              <w:rPr>
+                <w:color w:val="000000"/>
+                <w:sz w:val="21"/>
+              </w:rPr>
+              <w:t>*the pump pumps 4.7 ml/s and need 60 secounds to pump 250ml. I do not know exactly how much water I need for my plant but ig it is around 100-150ml</w:t>
             </w:r>
           </w:p>
         </w:tc>
@@ -2271,6 +2308,15 @@
                 <w:sz w:val="21"/>
               </w:rPr>
               <w:t>There is no agreed water amount or measured flow to show that each cycle gives this plant enough water. Set the target and measure three cycles.</w:t>
+              <w:br/>
+              <w:br/>
+            </w:r>
+            <w:r>
+              <w:rPr>
+                <w:color w:val="000000"/>
+                <w:sz w:val="21"/>
+              </w:rPr>
+              <w:t>*the pump_on time is the water amount!</w:t>
             </w:r>
           </w:p>
         </w:tc>
@@ -2366,16 +2412,13 @@
             <w:pPr>
               <w:pStyle w:val="Normal"/>
               <w:spacing w:lineRule="auto" w:line="240" w:before="0" w:after="60"/>
-              <w:rPr/>
-            </w:pPr>
-            <w:r>
               <w:rPr>
                 <w:b/>
                 <w:color w:val="000000"/>
                 <w:sz w:val="21"/>
+                <w:shd w:fill="81D41A" w:val="clear"/>
               </w:rPr>
-              <w:t xml:space="preserve">EXPECTED </w:t>
-            </w:r>
+            </w:pPr>
             <w:r>
               <w:rPr>
                 <w:b/>
@@ -2524,7 +2567,14 @@
                 <w:color w:val="000000"/>
                 <w:sz w:val="21"/>
               </w:rPr>
-              <w:t>STALE should prompt a check of the local display. After reconnection, old queued readings can look fresh, making it hard to identify a new measurement.</w:t>
+              <w:t xml:space="preserve">STALE should prompt a check of the local display. After reconnection, old queued readings can look fresh, making it hard to identify a new measurement. – </w:t>
+            </w:r>
+            <w:r>
+              <w:rPr>
+                <w:color w:val="000000"/>
+                <w:sz w:val="21"/>
+              </w:rPr>
+              <w:t>im now showing this in the demo video, so just make it a pass</w:t>
             </w:r>
           </w:p>
         </w:tc>
